--- a/вопросы.docx
+++ b/вопросы.docx
@@ -22,10 +22,38 @@
           <w:b/>
           <w:bCs/>
         </w:rPr>
-        <w:t>Вопрос:</w:t>
-      </w:r>
-      <w:r>
-        <w:t> Почему для хранения данных выбрана SQLite, а не PostgreSQL или MySQL? Насколько это решение пригодно для реальной эксплуатации?</w:t>
+        <w:t>Вопрос</w:t>
+      </w:r>
+      <w:proofErr w:type="gramStart"/>
+      <w:r>
+        <w:rPr>
+          <w:b/>
+          <w:bCs/>
+        </w:rPr>
+        <w:t>:</w:t>
+      </w:r>
+      <w:r>
+        <w:t> Почему</w:t>
+      </w:r>
+      <w:proofErr w:type="gramEnd"/>
+      <w:r>
+        <w:t xml:space="preserve"> для хранения данных выбрана </w:t>
+      </w:r>
+      <w:proofErr w:type="spellStart"/>
+      <w:r>
+        <w:t>SQLite</w:t>
+      </w:r>
+      <w:proofErr w:type="spellEnd"/>
+      <w:r>
+        <w:t xml:space="preserve">, а не </w:t>
+      </w:r>
+      <w:proofErr w:type="spellStart"/>
+      <w:r>
+        <w:t>PostgreSQL</w:t>
+      </w:r>
+      <w:proofErr w:type="spellEnd"/>
+      <w:r>
+        <w:t xml:space="preserve"> или MySQL? Насколько это решение пригодно для реальной эксплуатации?</w:t>
       </w:r>
     </w:p>
     <w:p>
@@ -37,7 +65,31 @@
         <w:t>Ответ:</w:t>
       </w:r>
       <w:r>
-        <w:t> SQLite выбрана для этапа разработки и учебного прототипа из-за простоты развёртывания (не требует отдельного сервера). В работе отмечено, что при переходе в промышленную эксплуатацию необходима миграция на PostgreSQL. Благодаря использованию ORM SQLAlchemy такая миграция потребует только изменения строки подключения, без переписывания бизнес-логики.</w:t>
+        <w:t> </w:t>
+      </w:r>
+      <w:proofErr w:type="spellStart"/>
+      <w:r>
+        <w:t>SQLite</w:t>
+      </w:r>
+      <w:proofErr w:type="spellEnd"/>
+      <w:r>
+        <w:t xml:space="preserve"> выбрана для этапа разработки и учебного прототипа из-за простоты развёртывания (не требует отдельного сервера). В работе отмечено, что при переходе в промышленную эксплуатацию необходима миграция на </w:t>
+      </w:r>
+      <w:proofErr w:type="spellStart"/>
+      <w:r>
+        <w:t>PostgreSQL</w:t>
+      </w:r>
+      <w:proofErr w:type="spellEnd"/>
+      <w:r>
+        <w:t xml:space="preserve">. Благодаря использованию ORM </w:t>
+      </w:r>
+      <w:proofErr w:type="spellStart"/>
+      <w:r>
+        <w:t>SQLAlchemy</w:t>
+      </w:r>
+      <w:proofErr w:type="spellEnd"/>
+      <w:r>
+        <w:t xml:space="preserve"> такая миграция потребует только изменения строки подключения, без переписывания бизнес-логики.</w:t>
       </w:r>
     </w:p>
     <w:p>
@@ -68,7 +120,23 @@
         <w:t>Ответ:</w:t>
       </w:r>
       <w:r>
-        <w:t> Внедрена ролевая модель (администратор, менеджер, мастер) с проверкой доступа на клиенте (скрытие пунктов меню) и на сервере (403 Forbidden для запрещённых эндпоинтов). Используются JWT-токены для аутентификации. Также реализована защита от прямого перехода по URL: если пользователь без прав пытается открыть страницу, он перенаправляется на главную.</w:t>
+        <w:t xml:space="preserve"> Внедрена ролевая модель (администратор, менеджер, мастер) с проверкой доступа на клиенте (скрытие пунктов меню) и на сервере (403 </w:t>
+      </w:r>
+      <w:proofErr w:type="spellStart"/>
+      <w:r>
+        <w:t>Forbidden</w:t>
+      </w:r>
+      <w:proofErr w:type="spellEnd"/>
+      <w:r>
+        <w:t xml:space="preserve"> для запрещённых </w:t>
+      </w:r>
+      <w:proofErr w:type="spellStart"/>
+      <w:r>
+        <w:t>эндпоинтов</w:t>
+      </w:r>
+      <w:proofErr w:type="spellEnd"/>
+      <w:r>
+        <w:t>). Используются JWT-токены для аутентификации. Также реализована защита от прямого перехода по URL: если пользователь без прав пытается открыть страницу, он перенаправляется на главную.</w:t>
       </w:r>
     </w:p>
     <w:p>
@@ -99,7 +167,31 @@
         <w:t>Ответ:</w:t>
       </w:r>
       <w:r>
-        <w:t> Проведено ручное функциональное тестирование (CRUD, валидация, фильтрация, поиск, ролевой доступ) и автоматическое с помощью pytest и TestClient. Автотесты покрывают аутентификацию, CRUD-операции, валидацию граничных случаев и сквозные сценарии. Они необходимы для быстрой регрессионной проверки при внесении изменений и для обеспечения стабильности системы в долгосрочной перспективе.</w:t>
+        <w:t> Проведено ручное функциональное тестирование (CRUD, валидация, фильтрация, поиск, ролевой доступ) и автоматическое с помощью </w:t>
+      </w:r>
+      <w:proofErr w:type="spellStart"/>
+      <w:r>
+        <w:t>pytest</w:t>
+      </w:r>
+      <w:proofErr w:type="spellEnd"/>
+      <w:r>
+        <w:t> и </w:t>
+      </w:r>
+      <w:proofErr w:type="spellStart"/>
+      <w:r>
+        <w:t>TestClient</w:t>
+      </w:r>
+      <w:proofErr w:type="spellEnd"/>
+      <w:r>
+        <w:t xml:space="preserve">. </w:t>
+      </w:r>
+      <w:proofErr w:type="spellStart"/>
+      <w:r>
+        <w:t>Автотесты</w:t>
+      </w:r>
+      <w:proofErr w:type="spellEnd"/>
+      <w:r>
+        <w:t xml:space="preserve"> покрывают аутентификацию, CRUD-операции, валидацию граничных случаев и сквозные сценарии. Они необходимы для быстрой регрессионной проверки при внесении изменений и для обеспечения стабильности системы в долгосрочной перспективе.</w:t>
       </w:r>
     </w:p>
     <w:p>
@@ -130,7 +222,23 @@
         <w:t>Ответ:</w:t>
       </w:r>
       <w:r>
-        <w:t> Приоритет №1 – миграция на PostgreSQL для промышленной эксплуатации. №2 – расширение аналитики (отчёты по загрузке мастеров, финансам, экспорт в PDF/Excel). №3 – система уведомлений клиентов по email/SMS. №4 – мобильное приложение для мастеров. №5 – журнал аудита действий пользователей. Эти направления повышают надёжность, удобство и безопасность системы.</w:t>
+        <w:t xml:space="preserve"> Приоритет №1 – миграция на </w:t>
+      </w:r>
+      <w:proofErr w:type="spellStart"/>
+      <w:r>
+        <w:t>PostgreSQL</w:t>
+      </w:r>
+      <w:proofErr w:type="spellEnd"/>
+      <w:r>
+        <w:t xml:space="preserve"> для промышленной эксплуатации. №2 – расширение аналитики (отчёты по загрузке мастеров, финансам, экспорт в PDF/Excel). №3 – система уведомлений клиентов по </w:t>
+      </w:r>
+      <w:proofErr w:type="spellStart"/>
+      <w:r>
+        <w:t>email</w:t>
+      </w:r>
+      <w:proofErr w:type="spellEnd"/>
+      <w:r>
+        <w:t>/SMS. №4 – мобильное приложение для мастеров. №5 – журнал аудита действий пользователей. Эти направления повышают надёжность, удобство и безопасность системы.</w:t>
       </w:r>
     </w:p>
     <w:p>
@@ -240,10 +348,23 @@
           <w:b/>
           <w:bCs/>
         </w:rPr>
-        <w:t>. Вопрос:</w:t>
-      </w:r>
-      <w:r>
-        <w:t> Почему вы выбрали веб-приложение, а не настольную программу?</w:t>
+        <w:t>. Вопрос</w:t>
+      </w:r>
+      <w:r>
+        <w:rPr>
+          <w:b/>
+          <w:bCs/>
+        </w:rPr>
+        <w:t>:</w:t>
+      </w:r>
+      <w:r>
+        <w:t xml:space="preserve"> </w:t>
+      </w:r>
+      <w:r>
+        <w:t>почему</w:t>
+      </w:r>
+      <w:r>
+        <w:t xml:space="preserve"> вы выбрали веб-приложение, а не настольную программу?</w:t>
       </w:r>
     </w:p>
     <w:p>
@@ -970,6 +1091,7 @@
   <w:style w:type="character" w:default="1" w:styleId="a0">
     <w:name w:val="Default Paragraph Font"/>
     <w:uiPriority w:val="1"/>
+    <w:semiHidden/>
     <w:unhideWhenUsed/>
   </w:style>
   <w:style w:type="table" w:default="1" w:styleId="a1">
